--- a/docs/workable-items/Status.docx
+++ b/docs/workable-items/Status.docx
@@ -648,7 +648,7 @@
               <w:rPr>
                 <w:rStyle w:val="VerbatimChar"/>
               </w:rPr>
-              <w:t xml:space="preserve">**ATM-ID:**</w:t>
+              <w:t xml:space="preserve">**TMX-ID:**</w:t>
             </w:r>
             <w:r>
               <w:t xml:space="preserve"> </w:t>
@@ -685,7 +685,7 @@
               <w:t xml:space="preserve"> </w:t>
             </w:r>
             <w:r>
-              <w:t xml:space="preserve">(second sync allocates 0 new ATM-NNN)</w:t>
+              <w:t xml:space="preserve">(second sync allocates 0 new TMX-NNN)</w:t>
             </w:r>
           </w:p>
         </w:tc>
@@ -1420,7 +1420,7 @@
         <w:t xml:space="preserve"> </w:t>
       </w:r>
       <w:r>
-        <w:t xml:space="preserve">§11.4.54 (ATM-NNN identifier) · §11.4.33 (type-aware closure) ·</w:t>
+        <w:t xml:space="preserve">§11.4.54 (TMX-NNN identifier) · §11.4.33 (type-aware closure) ·</w:t>
       </w:r>
       <w:r>
         <w:t xml:space="preserve"> </w:t>
